--- a/Lab5/STUDENT PROCEDURAL MANUAL - Lab 5(1).docx
+++ b/Lab5/STUDENT PROCEDURAL MANUAL - Lab 5(1).docx
@@ -191,7 +191,7 @@
                                     </pic:cNvPicPr>
                                   </pic:nvPicPr>
                                   <pic:blipFill>
-                                    <a:blip r:embed="rId8">
+                                    <a:blip r:embed="rId7">
                                       <a:extLst>
                                         <a:ext uri="{28A0092B-C50C-407E-A947-70E740481C1C}">
                                           <a14:useLocalDpi xmlns:a14="http://schemas.microsoft.com/office/drawing/2010/main" val="0"/>
@@ -8316,8 +8316,8 @@
           <w:spacing w:val="-1"/>
         </w:rPr>
         <w:sectPr>
-          <w:headerReference w:type="default" r:id="rId9"/>
-          <w:footerReference w:type="default" r:id="rId10"/>
+          <w:headerReference w:type="default" r:id="rId8"/>
+          <w:footerReference w:type="default" r:id="rId9"/>
           <w:pgSz w:w="11900" w:h="16860"/>
           <w:pgMar w:top="1280" w:right="1300" w:bottom="800" w:left="1300" w:header="1018" w:footer="617" w:gutter="0"/>
           <w:pgNumType w:start="1"/>
@@ -10619,7 +10619,7 @@
           </mc:Fallback>
         </mc:AlternateContent>
       </w:r>
-      <w:hyperlink r:id="rId11" w:history="1">
+      <w:hyperlink r:id="rId10" w:history="1">
         <w:r>
           <w:rPr>
             <w:rStyle w:val="Hyperlink"/>
@@ -10637,7 +10637,7 @@
         <w:spacing w:before="11"/>
         <w:ind w:left="140" w:right="-20"/>
       </w:pPr>
-      <w:hyperlink r:id="rId12" w:history="1">
+      <w:hyperlink r:id="rId11" w:history="1">
         <w:r>
           <w:rPr>
             <w:rStyle w:val="Hyperlink"/>
@@ -10805,8 +10805,8 @@
       </w:r>
     </w:p>
     <w:sectPr>
-      <w:headerReference w:type="default" r:id="rId13"/>
-      <w:footerReference w:type="default" r:id="rId14"/>
+      <w:headerReference w:type="default" r:id="rId12"/>
+      <w:footerReference w:type="default" r:id="rId13"/>
       <w:type w:val="continuous"/>
       <w:pgSz w:w="11900" w:h="16860"/>
       <w:pgMar w:top="1280" w:right="1360" w:bottom="280" w:left="1360" w:header="1018" w:footer="0" w:gutter="0"/>
